--- a/EKG_Kalite_Yönetim_Sistemi/04_Parça ve Proses Kontrolü/03_PPC3 - Güvenli Lansman ve Güçlendirilmiş Kontrol/EKG-KLT-PRS-06_guvenli_lansman_ve_guclendirilmis_kontrol_proseduru_mus.docx
+++ b/EKG_Kalite_Yönetim_Sistemi/04_Parça ve Proses Kontrolü/03_PPC3 - Güvenli Lansman ve Güçlendirilmiş Kontrol/EKG-KLT-PRS-06_guvenli_lansman_ve_guclendirilmis_kontrol_proseduru_mus.docx
@@ -1074,6 +1074,18 @@
     </w:r>
     <w:fldSimple w:instr="NUMPAGES"/>
   </w:p>
+  <w:p>
+    <w:pPr>
+      <w:spacing w:before="0" w:after="0"/>
+    </w:pPr>
+    <w:r>
+      <w:rPr>
+        <w:rFonts w:ascii="Arial" w:hAnsi="Arial"/>
+        <w:sz w:val="20"/>
+      </w:rPr>
+      <w:t>Revizyon nedeni: Gereksiz boş paragraflar kaldırıldı; doküman kimliği ve tarih eşleşmesi güncellendi.</w:t>
+    </w:r>
+  </w:p>
 </w:ftr>
 </file>
 
@@ -1158,7 +1170,7 @@
               <w:sz w:val="17"/>
             </w:rPr>
             <w:br/>
-            <w:t>İlk yayın: 04.05.2026</w:t>
+            <w:t>İlk yayın: 11.05.2026</w:t>
           </w:r>
           <w:r>
             <w:rPr>
@@ -1167,7 +1179,7 @@
               <w:sz w:val="17"/>
             </w:rPr>
             <w:br/>
-            <w:t>Revizyon tarihi: 19.10.2026</w:t>
+            <w:t>Revizyon tarihi: 10.08.2026</w:t>
           </w:r>
         </w:p>
       </w:tc>
